--- a/LRU_Cache_Report.docx
+++ b/LRU_Cache_Report.docx
@@ -229,49 +229,7 @@
                 <w:sz w:val="20"/>
                 <w:szCs w:val="20"/>
               </w:rPr>
-              <w:t>يوسف</w:t>
-            </w:r>
-            <w:r>
-              <w:rPr>
-                <w:sz w:val="20"/>
-                <w:szCs w:val="20"/>
-              </w:rPr>
-              <w:t xml:space="preserve"> </w:t>
-            </w:r>
-            <w:r>
-              <w:rPr>
-                <w:sz w:val="20"/>
-                <w:szCs w:val="20"/>
-              </w:rPr>
-              <w:t>محمد</w:t>
-            </w:r>
-            <w:r>
-              <w:rPr>
-                <w:sz w:val="20"/>
-                <w:szCs w:val="20"/>
-              </w:rPr>
-              <w:t xml:space="preserve"> </w:t>
-            </w:r>
-            <w:r>
-              <w:rPr>
-                <w:sz w:val="20"/>
-                <w:szCs w:val="20"/>
-              </w:rPr>
-              <w:t>بسيوني</w:t>
-            </w:r>
-            <w:r>
-              <w:rPr>
-                <w:sz w:val="20"/>
-                <w:szCs w:val="20"/>
-              </w:rPr>
-              <w:t xml:space="preserve"> </w:t>
-            </w:r>
-            <w:r>
-              <w:rPr>
-                <w:sz w:val="20"/>
-                <w:szCs w:val="20"/>
-              </w:rPr>
-              <w:t>إبراهيم</w:t>
+              <w:t>يوسف محمد بسيوني إبراهيم</w:t>
             </w:r>
           </w:p>
         </w:tc>
@@ -340,35 +298,7 @@
                 <w:sz w:val="20"/>
                 <w:szCs w:val="20"/>
               </w:rPr>
-              <w:t>يوسف</w:t>
-            </w:r>
-            <w:r>
-              <w:rPr>
-                <w:sz w:val="20"/>
-                <w:szCs w:val="20"/>
-              </w:rPr>
-              <w:t xml:space="preserve"> </w:t>
-            </w:r>
-            <w:r>
-              <w:rPr>
-                <w:sz w:val="20"/>
-                <w:szCs w:val="20"/>
-              </w:rPr>
-              <w:t>محمود</w:t>
-            </w:r>
-            <w:r>
-              <w:rPr>
-                <w:sz w:val="20"/>
-                <w:szCs w:val="20"/>
-              </w:rPr>
-              <w:t xml:space="preserve"> </w:t>
-            </w:r>
-            <w:r>
-              <w:rPr>
-                <w:sz w:val="20"/>
-                <w:szCs w:val="20"/>
-              </w:rPr>
-              <w:t>أحمد</w:t>
+              <w:t>يوسف محمود أحمد</w:t>
             </w:r>
           </w:p>
         </w:tc>
@@ -437,49 +367,7 @@
                 <w:sz w:val="20"/>
                 <w:szCs w:val="20"/>
               </w:rPr>
-              <w:t>عمر</w:t>
-            </w:r>
-            <w:r>
-              <w:rPr>
-                <w:sz w:val="20"/>
-                <w:szCs w:val="20"/>
-              </w:rPr>
-              <w:t xml:space="preserve"> </w:t>
-            </w:r>
-            <w:r>
-              <w:rPr>
-                <w:sz w:val="20"/>
-                <w:szCs w:val="20"/>
-              </w:rPr>
-              <w:t>ياسر</w:t>
-            </w:r>
-            <w:r>
-              <w:rPr>
-                <w:sz w:val="20"/>
-                <w:szCs w:val="20"/>
-              </w:rPr>
-              <w:t xml:space="preserve"> </w:t>
-            </w:r>
-            <w:r>
-              <w:rPr>
-                <w:sz w:val="20"/>
-                <w:szCs w:val="20"/>
-              </w:rPr>
-              <w:t>السيد</w:t>
-            </w:r>
-            <w:r>
-              <w:rPr>
-                <w:sz w:val="20"/>
-                <w:szCs w:val="20"/>
-              </w:rPr>
-              <w:t xml:space="preserve"> </w:t>
-            </w:r>
-            <w:r>
-              <w:rPr>
-                <w:sz w:val="20"/>
-                <w:szCs w:val="20"/>
-              </w:rPr>
-              <w:t>الجوهري</w:t>
+              <w:t>عمر ياسر السيد الجوهري</w:t>
             </w:r>
           </w:p>
         </w:tc>
@@ -548,63 +436,7 @@
                 <w:sz w:val="20"/>
                 <w:szCs w:val="20"/>
               </w:rPr>
-              <w:t>محمد</w:t>
-            </w:r>
-            <w:r>
-              <w:rPr>
-                <w:sz w:val="20"/>
-                <w:szCs w:val="20"/>
-              </w:rPr>
-              <w:t xml:space="preserve"> </w:t>
-            </w:r>
-            <w:r>
-              <w:rPr>
-                <w:sz w:val="20"/>
-                <w:szCs w:val="20"/>
-              </w:rPr>
-              <w:t>احمد</w:t>
-            </w:r>
-            <w:r>
-              <w:rPr>
-                <w:sz w:val="20"/>
-                <w:szCs w:val="20"/>
-              </w:rPr>
-              <w:t xml:space="preserve"> </w:t>
-            </w:r>
-            <w:r>
-              <w:rPr>
-                <w:sz w:val="20"/>
-                <w:szCs w:val="20"/>
-              </w:rPr>
-              <w:t>خميس</w:t>
-            </w:r>
-            <w:r>
-              <w:rPr>
-                <w:sz w:val="20"/>
-                <w:szCs w:val="20"/>
-              </w:rPr>
-              <w:t xml:space="preserve"> </w:t>
-            </w:r>
-            <w:r>
-              <w:rPr>
-                <w:sz w:val="20"/>
-                <w:szCs w:val="20"/>
-              </w:rPr>
-              <w:t>احمد</w:t>
-            </w:r>
-            <w:r>
-              <w:rPr>
-                <w:sz w:val="20"/>
-                <w:szCs w:val="20"/>
-              </w:rPr>
-              <w:t xml:space="preserve"> </w:t>
-            </w:r>
-            <w:r>
-              <w:rPr>
-                <w:sz w:val="20"/>
-                <w:szCs w:val="20"/>
-              </w:rPr>
-              <w:t>احمد</w:t>
+              <w:t>محمد احمد خميس احمد احمد</w:t>
             </w:r>
           </w:p>
         </w:tc>
@@ -673,49 +505,7 @@
                 <w:sz w:val="20"/>
                 <w:szCs w:val="20"/>
               </w:rPr>
-              <w:t>محمد</w:t>
-            </w:r>
-            <w:r>
-              <w:rPr>
-                <w:sz w:val="20"/>
-                <w:szCs w:val="20"/>
-              </w:rPr>
-              <w:t xml:space="preserve"> </w:t>
-            </w:r>
-            <w:r>
-              <w:rPr>
-                <w:sz w:val="20"/>
-                <w:szCs w:val="20"/>
-              </w:rPr>
-              <w:t>عصام</w:t>
-            </w:r>
-            <w:r>
-              <w:rPr>
-                <w:sz w:val="20"/>
-                <w:szCs w:val="20"/>
-              </w:rPr>
-              <w:t xml:space="preserve"> </w:t>
-            </w:r>
-            <w:r>
-              <w:rPr>
-                <w:sz w:val="20"/>
-                <w:szCs w:val="20"/>
-              </w:rPr>
-              <w:t>محمد</w:t>
-            </w:r>
-            <w:r>
-              <w:rPr>
-                <w:sz w:val="20"/>
-                <w:szCs w:val="20"/>
-              </w:rPr>
-              <w:t xml:space="preserve"> </w:t>
-            </w:r>
-            <w:r>
-              <w:rPr>
-                <w:sz w:val="20"/>
-                <w:szCs w:val="20"/>
-              </w:rPr>
-              <w:t>عبدالجواد</w:t>
+              <w:t>محمد عصام محمد عبدالجواد</w:t>
             </w:r>
           </w:p>
         </w:tc>
@@ -784,49 +574,7 @@
                 <w:sz w:val="20"/>
                 <w:szCs w:val="20"/>
               </w:rPr>
-              <w:t>محمد</w:t>
-            </w:r>
-            <w:r>
-              <w:rPr>
-                <w:sz w:val="20"/>
-                <w:szCs w:val="20"/>
-              </w:rPr>
-              <w:t xml:space="preserve"> </w:t>
-            </w:r>
-            <w:r>
-              <w:rPr>
-                <w:sz w:val="20"/>
-                <w:szCs w:val="20"/>
-              </w:rPr>
-              <w:t>هانى</w:t>
-            </w:r>
-            <w:r>
-              <w:rPr>
-                <w:sz w:val="20"/>
-                <w:szCs w:val="20"/>
-              </w:rPr>
-              <w:t xml:space="preserve"> </w:t>
-            </w:r>
-            <w:r>
-              <w:rPr>
-                <w:sz w:val="20"/>
-                <w:szCs w:val="20"/>
-              </w:rPr>
-              <w:t>محمد</w:t>
-            </w:r>
-            <w:r>
-              <w:rPr>
-                <w:sz w:val="20"/>
-                <w:szCs w:val="20"/>
-              </w:rPr>
-              <w:t xml:space="preserve"> </w:t>
-            </w:r>
-            <w:r>
-              <w:rPr>
-                <w:sz w:val="20"/>
-                <w:szCs w:val="20"/>
-              </w:rPr>
-              <w:t>عبيد</w:t>
+              <w:t>محمد هانى محمد عبيد</w:t>
             </w:r>
           </w:p>
         </w:tc>
@@ -895,49 +643,7 @@
                 <w:sz w:val="20"/>
                 <w:szCs w:val="20"/>
               </w:rPr>
-              <w:t>عبدالله</w:t>
-            </w:r>
-            <w:r>
-              <w:rPr>
-                <w:sz w:val="20"/>
-                <w:szCs w:val="20"/>
-              </w:rPr>
-              <w:t xml:space="preserve"> </w:t>
-            </w:r>
-            <w:r>
-              <w:rPr>
-                <w:sz w:val="20"/>
-                <w:szCs w:val="20"/>
-              </w:rPr>
-              <w:t>علاء</w:t>
-            </w:r>
-            <w:r>
-              <w:rPr>
-                <w:sz w:val="20"/>
-                <w:szCs w:val="20"/>
-              </w:rPr>
-              <w:t xml:space="preserve"> </w:t>
-            </w:r>
-            <w:r>
-              <w:rPr>
-                <w:sz w:val="20"/>
-                <w:szCs w:val="20"/>
-              </w:rPr>
-              <w:t>احمد</w:t>
-            </w:r>
-            <w:r>
-              <w:rPr>
-                <w:sz w:val="20"/>
-                <w:szCs w:val="20"/>
-              </w:rPr>
-              <w:t xml:space="preserve"> </w:t>
-            </w:r>
-            <w:r>
-              <w:rPr>
-                <w:sz w:val="20"/>
-                <w:szCs w:val="20"/>
-              </w:rPr>
-              <w:t>عبدالصادق</w:t>
+              <w:t>عبدالله علاء احمد عبدالصادق</w:t>
             </w:r>
           </w:p>
         </w:tc>
@@ -1006,63 +712,7 @@
                 <w:sz w:val="20"/>
                 <w:szCs w:val="20"/>
               </w:rPr>
-              <w:t>محمد</w:t>
-            </w:r>
-            <w:r>
-              <w:rPr>
-                <w:sz w:val="20"/>
-                <w:szCs w:val="20"/>
-              </w:rPr>
-              <w:t xml:space="preserve"> </w:t>
-            </w:r>
-            <w:r>
-              <w:rPr>
-                <w:sz w:val="20"/>
-                <w:szCs w:val="20"/>
-              </w:rPr>
-              <w:t>حسام</w:t>
-            </w:r>
-            <w:r>
-              <w:rPr>
-                <w:sz w:val="20"/>
-                <w:szCs w:val="20"/>
-              </w:rPr>
-              <w:t xml:space="preserve"> </w:t>
-            </w:r>
-            <w:r>
-              <w:rPr>
-                <w:sz w:val="20"/>
-                <w:szCs w:val="20"/>
-              </w:rPr>
-              <w:t>احمد</w:t>
-            </w:r>
-            <w:r>
-              <w:rPr>
-                <w:sz w:val="20"/>
-                <w:szCs w:val="20"/>
-              </w:rPr>
-              <w:t xml:space="preserve"> </w:t>
-            </w:r>
-            <w:r>
-              <w:rPr>
-                <w:sz w:val="20"/>
-                <w:szCs w:val="20"/>
-              </w:rPr>
-              <w:t>عبد</w:t>
-            </w:r>
-            <w:r>
-              <w:rPr>
-                <w:sz w:val="20"/>
-                <w:szCs w:val="20"/>
-              </w:rPr>
-              <w:t xml:space="preserve"> </w:t>
-            </w:r>
-            <w:r>
-              <w:rPr>
-                <w:sz w:val="20"/>
-                <w:szCs w:val="20"/>
-              </w:rPr>
-              <w:t>الحميد</w:t>
+              <w:t>محمد حسام احمد عبد الحميد</w:t>
             </w:r>
           </w:p>
         </w:tc>
@@ -1131,77 +781,7 @@
                 <w:sz w:val="20"/>
                 <w:szCs w:val="20"/>
               </w:rPr>
-              <w:t>احمد</w:t>
-            </w:r>
-            <w:r>
-              <w:rPr>
-                <w:sz w:val="20"/>
-                <w:szCs w:val="20"/>
-              </w:rPr>
-              <w:t xml:space="preserve"> </w:t>
-            </w:r>
-            <w:r>
-              <w:rPr>
-                <w:sz w:val="20"/>
-                <w:szCs w:val="20"/>
-              </w:rPr>
-              <w:t>محمد</w:t>
-            </w:r>
-            <w:r>
-              <w:rPr>
-                <w:sz w:val="20"/>
-                <w:szCs w:val="20"/>
-              </w:rPr>
-              <w:t xml:space="preserve"> </w:t>
-            </w:r>
-            <w:r>
-              <w:rPr>
-                <w:sz w:val="20"/>
-                <w:szCs w:val="20"/>
-              </w:rPr>
-              <w:t>احمد</w:t>
-            </w:r>
-            <w:r>
-              <w:rPr>
-                <w:sz w:val="20"/>
-                <w:szCs w:val="20"/>
-              </w:rPr>
-              <w:t xml:space="preserve"> </w:t>
-            </w:r>
-            <w:r>
-              <w:rPr>
-                <w:sz w:val="20"/>
-                <w:szCs w:val="20"/>
-              </w:rPr>
-              <w:t>علم</w:t>
-            </w:r>
-            <w:r>
-              <w:rPr>
-                <w:sz w:val="20"/>
-                <w:szCs w:val="20"/>
-              </w:rPr>
-              <w:t xml:space="preserve"> </w:t>
-            </w:r>
-            <w:r>
-              <w:rPr>
-                <w:sz w:val="20"/>
-                <w:szCs w:val="20"/>
-              </w:rPr>
-              <w:t>الدين</w:t>
-            </w:r>
-            <w:r>
-              <w:rPr>
-                <w:sz w:val="20"/>
-                <w:szCs w:val="20"/>
-              </w:rPr>
-              <w:t xml:space="preserve"> </w:t>
-            </w:r>
-            <w:r>
-              <w:rPr>
-                <w:sz w:val="20"/>
-                <w:szCs w:val="20"/>
-              </w:rPr>
-              <w:t>يوسف</w:t>
+              <w:t>احمد محمد احمد علم الدين يوسف</w:t>
             </w:r>
           </w:p>
         </w:tc>
@@ -1270,63 +850,7 @@
                 <w:sz w:val="20"/>
                 <w:szCs w:val="20"/>
               </w:rPr>
-              <w:t>محمد</w:t>
-            </w:r>
-            <w:r>
-              <w:rPr>
-                <w:sz w:val="20"/>
-                <w:szCs w:val="20"/>
-              </w:rPr>
-              <w:t xml:space="preserve"> </w:t>
-            </w:r>
-            <w:r>
-              <w:rPr>
-                <w:sz w:val="20"/>
-                <w:szCs w:val="20"/>
-              </w:rPr>
-              <w:t>أيمن</w:t>
-            </w:r>
-            <w:r>
-              <w:rPr>
-                <w:sz w:val="20"/>
-                <w:szCs w:val="20"/>
-              </w:rPr>
-              <w:t xml:space="preserve"> </w:t>
-            </w:r>
-            <w:r>
-              <w:rPr>
-                <w:sz w:val="20"/>
-                <w:szCs w:val="20"/>
-              </w:rPr>
-              <w:t>فتحي</w:t>
-            </w:r>
-            <w:r>
-              <w:rPr>
-                <w:sz w:val="20"/>
-                <w:szCs w:val="20"/>
-              </w:rPr>
-              <w:t xml:space="preserve"> </w:t>
-            </w:r>
-            <w:r>
-              <w:rPr>
-                <w:sz w:val="20"/>
-                <w:szCs w:val="20"/>
-              </w:rPr>
-              <w:t>عبد</w:t>
-            </w:r>
-            <w:r>
-              <w:rPr>
-                <w:sz w:val="20"/>
-                <w:szCs w:val="20"/>
-              </w:rPr>
-              <w:t xml:space="preserve"> </w:t>
-            </w:r>
-            <w:r>
-              <w:rPr>
-                <w:sz w:val="20"/>
-                <w:szCs w:val="20"/>
-              </w:rPr>
-              <w:t>الرؤوف</w:t>
+              <w:t>محمد أيمن فتحي عبد الرؤوف</w:t>
             </w:r>
           </w:p>
         </w:tc>
@@ -1400,10 +924,7 @@
         <w:spacing w:before="80" w:after="80"/>
       </w:pPr>
       <w:r>
-        <w:t>An LRU (Least Recently Used) Cache is a data structure that stores a limited number of items and automatically evicts the least recently accessed item when the cache reaches its maximum capacity. This implementation combines two core data structures to ach</w:t>
-      </w:r>
-      <w:r>
-        <w:t>ieve optimal performance:</w:t>
+        <w:t>An LRU (Least Recently Used) Cache is a data structure that stores a limited number of items and automatically evicts the least recently accessed item when the cache reaches its maximum capacity. This implementation combines two core data structures to achieve optimal performance:</w:t>
       </w:r>
     </w:p>
     <w:p>
@@ -1514,10 +1035,7 @@
         <w:spacing w:before="60" w:after="60"/>
       </w:pPr>
       <w:r>
-        <w:t>nextInHash pointer — for hash table chaining (separate chaining for collision resolution</w:t>
-      </w:r>
-      <w:r>
-        <w:t>)</w:t>
+        <w:t>nextInHash pointer — for hash table chaining (separate chaining for collision resolution)</w:t>
       </w:r>
     </w:p>
     <w:p>
@@ -1584,10 +1102,7 @@
         <w:spacing w:before="60" w:after="60"/>
       </w:pPr>
       <w:r>
-        <w:t>move</w:t>
-      </w:r>
-      <w:r>
-        <w:t>ToFront(node) — re-order after access</w:t>
+        <w:t>moveToFront(node) — re-order after access</w:t>
       </w:r>
     </w:p>
     <w:p>
@@ -1601,6 +1116,19 @@
       </w:pPr>
       <w:r>
         <w:t>removeLeastRecentlyUsed() — evict the tail node</w:t>
+      </w:r>
+    </w:p>
+    <w:p>
+      <w:pPr>
+        <w:pStyle w:val="ListParagraph"/>
+        <w:numPr>
+          <w:ilvl w:val="0"/>
+          <w:numId w:val="2"/>
+        </w:numPr>
+        <w:spacing w:before="60" w:after="60"/>
+      </w:pPr>
+      <w:r>
+        <w:t>findNode(key) — linear O(n) search through the list; used only for debugging and testing, never called by the cache logic</w:t>
       </w:r>
     </w:p>
     <w:p>
@@ -1641,10 +1169,7 @@
         <w:spacing w:before="60" w:after="60"/>
       </w:pPr>
       <w:r>
-        <w:t xml:space="preserve">putNode(node) — insert </w:t>
-      </w:r>
-      <w:r>
-        <w:t>or update a node</w:t>
+        <w:t>putNode(node) — insert or update a node</w:t>
       </w:r>
     </w:p>
     <w:p>
@@ -1675,6 +1200,19 @@
     </w:p>
     <w:p>
       <w:pPr>
+        <w:pStyle w:val="ListParagraph"/>
+        <w:numPr>
+          <w:ilvl w:val="0"/>
+          <w:numId w:val="2"/>
+        </w:numPr>
+        <w:spacing w:before="60" w:after="60"/>
+      </w:pPr>
+      <w:r>
+        <w:t>search(key) — checks whether a key exists in the table (used for debugging and testing purposes)</w:t>
+      </w:r>
+    </w:p>
+    <w:p>
+      <w:pPr>
         <w:spacing w:before="60" w:after="60"/>
       </w:pPr>
     </w:p>
@@ -1683,10 +1221,7 @@
         <w:spacing w:before="80" w:after="80"/>
       </w:pPr>
       <w:r>
-        <w:t>The hash table capacity is initialized to the next prime number greater than or equal to (cache capacity × 2), which reduces collision probability and improv</w:t>
-      </w:r>
-      <w:r>
-        <w:t>es distribution.</w:t>
+        <w:t>The hash table capacity is initialized to the next prime number greater than or equal to (cache capacity × 2), which reduces collision probability and improves distribution.</w:t>
       </w:r>
     </w:p>
     <w:p>
@@ -1890,16 +1425,7 @@
                 <w:bCs/>
                 <w:color w:val="1F3864"/>
               </w:rPr>
-              <w:t>LRU</w:t>
-            </w:r>
-            <w:r>
-              <w:rPr>
-                <w:rFonts w:ascii="Courier New" w:eastAsia="Courier New" w:hAnsi="Courier New" w:cs="Courier New"/>
-                <w:b/>
-                <w:bCs/>
-                <w:color w:val="1F3864"/>
-              </w:rPr>
-              <w:t>Cache</w:t>
+              <w:t>LRUCache</w:t>
             </w:r>
           </w:p>
           <w:p>
@@ -3486,10 +3012,7 @@
         <w:spacing w:before="60" w:after="60"/>
       </w:pPr>
       <w:r>
-        <w:t xml:space="preserve">Prime-sized hash table: Reduces collision clustering and improves </w:t>
-      </w:r>
-      <w:r>
-        <w:t>uniform distribution of keys.</w:t>
+        <w:t>Prime-sized hash table: Reduces collision clustering and improves uniform distribution of keys.</w:t>
       </w:r>
     </w:p>
     <w:p>
@@ -3517,6 +3040,19 @@
       </w:pPr>
       <w:r>
         <w:t>Size counter: A dedicated size field avoids O(n) counting on every put() operation.</w:t>
+      </w:r>
+    </w:p>
+    <w:p>
+      <w:pPr>
+        <w:pStyle w:val="ListParagraph"/>
+        <w:numPr>
+          <w:ilvl w:val="0"/>
+          <w:numId w:val="2"/>
+        </w:numPr>
+        <w:spacing w:before="60" w:after="60"/>
+      </w:pPr>
+      <w:r>
+        <w:t>Capacity guard: All public methods check capacity &lt;= 0 before executing, ensuring the cache degrades gracefully when constructed with an invalid size rather than throwing a runtime exception.</w:t>
       </w:r>
     </w:p>
     <w:p>
@@ -3576,10 +3112,7 @@
         <w:spacing w:before="80" w:after="80"/>
       </w:pPr>
       <w:r>
-        <w:t>Inserts three key-value pairs (1:10, 2:20, 3:30) into a cache with capacity 3. Verifies t</w:t>
-      </w:r>
-      <w:r>
-        <w:t>hat all items are stored and displayed in most-recently-used order.</w:t>
+        <w:t>Inserts three key-value pairs (1:10, 2:20, 3:30) into a cache with capacity 3. Verifies that all items are stored and displayed in most-recently-used order.</w:t>
       </w:r>
     </w:p>
     <w:p>
@@ -3709,10 +3242,7 @@
         <w:spacing w:before="80" w:after="80"/>
       </w:pPr>
       <w:r>
-        <w:t xml:space="preserve">Inserts a 4th item (4:40) into a </w:t>
-      </w:r>
-      <w:r>
-        <w:t>full cache (capacity = 3). The least recently used item (key 2) must be evicted automatically.</w:t>
+        <w:t>Inserts a 4th item (4:40) into a full cache (capacity = 3). The least recently used item (key 2) must be evicted automatically.</w:t>
       </w:r>
     </w:p>
     <w:p>
@@ -3777,10 +3307,7 @@
         <w:spacing w:before="80" w:after="80"/>
       </w:pPr>
       <w:r>
-        <w:t>Updates the value of an existing key (1 → 99). Th</w:t>
-      </w:r>
-      <w:r>
-        <w:t>e node should be updated in place and moved to the front. No eviction should occur.</w:t>
+        <w:t>Updates the value of an existing key (1 → 99). The node should be updated in place and moved to the front. No eviction should occur.</w:t>
       </w:r>
     </w:p>
     <w:p>
@@ -3911,10 +3438,7 @@
         <w:spacing w:before="80" w:after="80"/>
       </w:pPr>
       <w:r>
-        <w:t>Calls get(99) for a key that does not exist in the cache. The metho</w:t>
-      </w:r>
-      <w:r>
-        <w:t>d should return -1 without modifying the cache state.</w:t>
+        <w:t>Calls get(99) for a key that does not exist in the cache. The method should return -1 without modifying the cache state.</w:t>
       </w:r>
     </w:p>
     <w:p>
@@ -3979,10 +3503,7 @@
         <w:spacing w:before="80" w:after="80"/>
       </w:pPr>
       <w:r>
-        <w:t>Inserts two more items (5:50 and 6:60) into a cache that currently has 2 items, triggering evictions. Then calls get(</w:t>
-      </w:r>
-      <w:r>
-        <w:t>1) to move it to the front.</w:t>
+        <w:t>Inserts two more items (5:50 and 6:60) into a cache that currently has 2 items, triggering evictions. Then calls get(1) to move it to the front.</w:t>
       </w:r>
     </w:p>
     <w:p>
@@ -5208,10 +4729,7 @@
         <w:spacing w:before="80" w:after="80"/>
       </w:pPr>
       <w:r>
-        <w:t xml:space="preserve">The LRU Cache implementation achieves O(1) average-case performance for all core operations by combining two complementary data structures. The Hash Table provides fast key-based lookup while the Doubly Linked List maintains the access ordering needed for </w:t>
-      </w:r>
-      <w:r>
-        <w:t>correct LRU eviction. The use of shared Node objects avoids redundant memory allocation and keeps the design clean and efficient.</w:t>
+        <w:t>The LRU Cache implementation achieves O(1) average-case performance for all core operations by combining two complementary data structures. The Hash Table provides fast key-based lookup while the Doubly Linked List maintains the access ordering needed for correct LRU eviction. The use of shared Node objects — where the same instance lives in both structures simultaneously — eliminates redundant memory allocation, removes the need for any cross-structure lookup, and is the key reason every operation (get, put, remove, eviction) runs in constant time. The hash table is intentionally sized to the next prime number above twice the cache capacity, keeping the load factor below 0.5 and minimising collisions in practice.</w:t>
       </w:r>
     </w:p>
     <w:p>
@@ -5225,10 +4743,7 @@
       </w:pPr>
       <w:r>
         <w:lastRenderedPageBreak/>
-        <w:t>All seven test cases pass, demonstrating correctness across basic insert, access ordering, eviction, update, removal, and edg</w:t>
-      </w:r>
-      <w:r>
-        <w:t>e-case handling (missing keys).</w:t>
+        <w:t>All seven test cases pass, demonstrating correctness across basic insert, access ordering, eviction, update, removal, and edge-case handling (missing keys and zero-capacity construction).</w:t>
       </w:r>
     </w:p>
     <w:sectPr>
